--- a/EXPORTS/DOCX/review/niveau3/Dutch/hello.docx
+++ b/EXPORTS/DOCX/review/niveau3/Dutch/hello.docx
@@ -17,7 +17,7 @@
         <w:autoSpaceDE w:val="0"/>
         <w:widowControl/>
         <w:spacing w:line="706" w:lineRule="exact" w:before="14" w:after="0"/>
-        <w:ind w:left="0" w:right="6768" w:firstLine="0"/>
+        <w:ind w:left="0" w:right="6480" w:firstLine="0"/>
         <w:jc w:val="left"/>
       </w:pPr>
       <w:r>
@@ -54,7 +54,7 @@
           <w:color w:val="000000"/>
           <w:sz w:val="24"/>
         </w:rPr>
-        <w:t xml:space="preserve">some text </w:t>
+        <w:t xml:space="preserve">some text. and another sentence </w:t>
       </w:r>
       <w:r>
         <w:br/>

--- a/EXPORTS/DOCX/review/niveau3/Dutch/hello.docx
+++ b/EXPORTS/DOCX/review/niveau3/Dutch/hello.docx
@@ -139,7 +139,7 @@
           <w:color w:val="000000"/>
           <w:sz w:val="24"/>
         </w:rPr>
-        <w:t xml:space="preserve">_last edited by UNKNOWN as UNKNOWN on 2026-07-03 </w:t>
+        <w:t xml:space="preserve">_last edited by UNKNOWN as UNKNOWN on 2026-07-04 </w:t>
       </w:r>
       <w:r>
         <w:br/>

--- a/EXPORTS/DOCX/review/niveau3/Dutch/hello.docx
+++ b/EXPORTS/DOCX/review/niveau3/Dutch/hello.docx
@@ -139,7 +139,7 @@
           <w:color w:val="000000"/>
           <w:sz w:val="24"/>
         </w:rPr>
-        <w:t xml:space="preserve">_last edited by UNKNOWN as UNKNOWN on 2026-07-04 </w:t>
+        <w:t xml:space="preserve">_last edited by UNKNOWN as UNKNOWN on 2026-07-06 </w:t>
       </w:r>
       <w:r>
         <w:br/>

--- a/EXPORTS/DOCX/review/niveau3/Dutch/hello.docx
+++ b/EXPORTS/DOCX/review/niveau3/Dutch/hello.docx
@@ -16,7 +16,7 @@
         <w:autoSpaceDN w:val="0"/>
         <w:autoSpaceDE w:val="0"/>
         <w:widowControl/>
-        <w:spacing w:line="706" w:lineRule="exact" w:before="14" w:after="0"/>
+        <w:spacing w:line="668" w:lineRule="exact" w:before="52" w:after="0"/>
         <w:ind w:left="0" w:right="6480" w:firstLine="0"/>
         <w:jc w:val="left"/>
       </w:pPr>
@@ -54,11 +54,18 @@
           <w:color w:val="000000"/>
           <w:sz w:val="24"/>
         </w:rPr>
-        <w:t xml:space="preserve">some text. and another sentence </w:t>
+        <w:t>some text. and another sentence.</w:t>
       </w:r>
-      <w:r>
-        <w:br/>
-      </w:r>
+    </w:p>
+    <w:p>
+      <w:pPr>
+        <w:autoSpaceDN w:val="0"/>
+        <w:autoSpaceDE w:val="0"/>
+        <w:widowControl/>
+        <w:spacing w:line="730" w:lineRule="exact" w:before="6" w:after="0"/>
+        <w:ind w:left="0" w:right="6768" w:firstLine="0"/>
+        <w:jc w:val="left"/>
+      </w:pPr>
       <w:r>
         <w:rPr>
           <w:rFonts w:ascii="Charis SIL Bold" w:hAnsi="Charis SIL Bold" w:eastAsia="Charis SIL Bold"/>
@@ -139,7 +146,7 @@
           <w:color w:val="000000"/>
           <w:sz w:val="24"/>
         </w:rPr>
-        <w:t xml:space="preserve">_last edited by UNKNOWN as UNKNOWN on 2026-07-06 </w:t>
+        <w:t xml:space="preserve">_last edited by UNKNOWN as UNKNOWN on 2026-07-08 </w:t>
       </w:r>
       <w:r>
         <w:br/>

--- a/EXPORTS/DOCX/review/niveau3/Dutch/hello.docx
+++ b/EXPORTS/DOCX/review/niveau3/Dutch/hello.docx
@@ -146,7 +146,7 @@
           <w:color w:val="000000"/>
           <w:sz w:val="24"/>
         </w:rPr>
-        <w:t xml:space="preserve">_last edited by UNKNOWN as UNKNOWN on 2026-07-08 </w:t>
+        <w:t xml:space="preserve">_last edited by UNKNOWN as UNKNOWN on 2026-07-14 </w:t>
       </w:r>
       <w:r>
         <w:br/>

--- a/EXPORTS/DOCX/review/niveau3/Dutch/hello.docx
+++ b/EXPORTS/DOCX/review/niveau3/Dutch/hello.docx
@@ -146,7 +146,7 @@
           <w:color w:val="000000"/>
           <w:sz w:val="24"/>
         </w:rPr>
-        <w:t xml:space="preserve">_last edited by UNKNOWN as UNKNOWN on 2026-07-14 </w:t>
+        <w:t xml:space="preserve">_last edited by UNKNOWN as UNKNOWN on 2026-07-15 </w:t>
       </w:r>
       <w:r>
         <w:br/>

--- a/EXPORTS/DOCX/review/niveau3/Dutch/hello.docx
+++ b/EXPORTS/DOCX/review/niveau3/Dutch/hello.docx
@@ -146,7 +146,7 @@
           <w:color w:val="000000"/>
           <w:sz w:val="24"/>
         </w:rPr>
-        <w:t xml:space="preserve">_last edited by UNKNOWN as UNKNOWN on 2026-07-15 </w:t>
+        <w:t xml:space="preserve">_last edited by UNKNOWN as UNKNOWN on 2026-07-16 </w:t>
       </w:r>
       <w:r>
         <w:br/>

--- a/EXPORTS/DOCX/review/niveau3/Dutch/hello.docx
+++ b/EXPORTS/DOCX/review/niveau3/Dutch/hello.docx
@@ -146,7 +146,7 @@
           <w:color w:val="000000"/>
           <w:sz w:val="24"/>
         </w:rPr>
-        <w:t xml:space="preserve">_last edited by UNKNOWN as UNKNOWN on 2026-07-16 </w:t>
+        <w:t xml:space="preserve">_last edited by UNKNOWN as UNKNOWN on 2026-07-22 </w:t>
       </w:r>
       <w:r>
         <w:br/>

--- a/EXPORTS/DOCX/review/niveau3/Dutch/hello.docx
+++ b/EXPORTS/DOCX/review/niveau3/Dutch/hello.docx
@@ -146,7 +146,7 @@
           <w:color w:val="000000"/>
           <w:sz w:val="24"/>
         </w:rPr>
-        <w:t xml:space="preserve">_last edited by UNKNOWN as UNKNOWN on 2026-07-22 </w:t>
+        <w:t xml:space="preserve">_last edited by UNKNOWN as UNKNOWN on 2026-08-06 </w:t>
       </w:r>
       <w:r>
         <w:br/>

--- a/EXPORTS/DOCX/review/niveau3/Dutch/hello.docx
+++ b/EXPORTS/DOCX/review/niveau3/Dutch/hello.docx
@@ -146,7 +146,7 @@
           <w:color w:val="000000"/>
           <w:sz w:val="24"/>
         </w:rPr>
-        <w:t xml:space="preserve">_last edited by UNKNOWN as UNKNOWN on 2026-08-06 </w:t>
+        <w:t xml:space="preserve">_last edited by UNKNOWN as UNKNOWN on 2026-08-18 </w:t>
       </w:r>
       <w:r>
         <w:br/>
